--- a/八年级下/第二单元/《但愿人长久》.docx
+++ b/八年级下/第二单元/《但愿人长久》.docx
@@ -8,6 +8,7 @@
       </w:pPr>
       <w:r>
         <w:rPr>
+          <w:rFonts w:ascii="Times New Roman" w:hAnsi="Times New Roman" w:eastAsia="宋体"/>
           <w:b/>
           <w:sz w:val="28"/>
         </w:rPr>
@@ -45,6 +46,7 @@
             <w:r/>
             <w:r>
               <w:rPr>
+                <w:rFonts w:ascii="Times New Roman" w:hAnsi="Times New Roman" w:eastAsia="宋体"/>
                 <w:b/>
                 <w:sz w:val="22"/>
               </w:rPr>
@@ -60,6 +62,7 @@
             <w:r/>
             <w:r>
               <w:rPr>
+                <w:rFonts w:ascii="Times New Roman" w:hAnsi="Times New Roman" w:eastAsia="宋体"/>
                 <w:b w:val="0"/>
                 <w:sz w:val="22"/>
               </w:rPr>
@@ -80,6 +83,7 @@
             <w:r/>
             <w:r>
               <w:rPr>
+                <w:rFonts w:ascii="Times New Roman" w:hAnsi="Times New Roman" w:eastAsia="宋体"/>
                 <w:b/>
                 <w:sz w:val="22"/>
               </w:rPr>
@@ -98,6 +102,7 @@
             <w:r/>
             <w:r>
               <w:rPr>
+                <w:rFonts w:ascii="Times New Roman" w:hAnsi="Times New Roman" w:eastAsia="宋体"/>
                 <w:b w:val="0"/>
                 <w:sz w:val="22"/>
               </w:rPr>
@@ -116,6 +121,7 @@
             <w:r/>
             <w:r>
               <w:rPr>
+                <w:rFonts w:ascii="Times New Roman" w:hAnsi="Times New Roman" w:eastAsia="宋体"/>
                 <w:b/>
                 <w:sz w:val="22"/>
               </w:rPr>
@@ -134,6 +140,7 @@
             <w:r/>
             <w:r>
               <w:rPr>
+                <w:rFonts w:ascii="Times New Roman" w:hAnsi="Times New Roman" w:eastAsia="宋体"/>
                 <w:b w:val="0"/>
                 <w:sz w:val="22"/>
               </w:rPr>
@@ -152,6 +159,7 @@
             <w:r/>
             <w:r>
               <w:rPr>
+                <w:rFonts w:ascii="Times New Roman" w:hAnsi="Times New Roman" w:eastAsia="宋体"/>
                 <w:b/>
                 <w:sz w:val="22"/>
               </w:rPr>
@@ -170,6 +178,7 @@
             <w:r/>
             <w:r>
               <w:rPr>
+                <w:rFonts w:ascii="Times New Roman" w:hAnsi="Times New Roman" w:eastAsia="宋体"/>
                 <w:b w:val="0"/>
                 <w:sz w:val="22"/>
               </w:rPr>
@@ -188,6 +197,7 @@
             <w:r/>
             <w:r>
               <w:rPr>
+                <w:rFonts w:ascii="Times New Roman" w:hAnsi="Times New Roman" w:eastAsia="宋体"/>
                 <w:b/>
                 <w:sz w:val="22"/>
               </w:rPr>
@@ -203,6 +213,7 @@
             <w:r/>
             <w:r>
               <w:rPr>
+                <w:rFonts w:ascii="Times New Roman" w:hAnsi="Times New Roman" w:eastAsia="宋体"/>
                 <w:b w:val="0"/>
                 <w:sz w:val="22"/>
               </w:rPr>
@@ -223,6 +234,7 @@
             <w:r/>
             <w:r>
               <w:rPr>
+                <w:rFonts w:ascii="Times New Roman" w:hAnsi="Times New Roman" w:eastAsia="宋体"/>
                 <w:b/>
                 <w:sz w:val="22"/>
               </w:rPr>
@@ -242,6 +254,7 @@
             <w:r/>
             <w:r>
               <w:rPr>
+                <w:rFonts w:ascii="Times New Roman" w:hAnsi="Times New Roman" w:eastAsia="宋体"/>
                 <w:b w:val="0"/>
                 <w:sz w:val="22"/>
               </w:rPr>
@@ -257,6 +270,7 @@
             <w:r/>
             <w:r>
               <w:rPr>
+                <w:rFonts w:ascii="Times New Roman" w:hAnsi="Times New Roman" w:eastAsia="宋体"/>
                 <w:b w:val="0"/>
                 <w:sz w:val="22"/>
               </w:rPr>
@@ -277,6 +291,7 @@
             <w:r/>
             <w:r>
               <w:rPr>
+                <w:rFonts w:ascii="Times New Roman" w:hAnsi="Times New Roman" w:eastAsia="宋体"/>
                 <w:b/>
                 <w:sz w:val="22"/>
               </w:rPr>
@@ -295,6 +310,7 @@
             <w:r/>
             <w:r>
               <w:rPr>
+                <w:rFonts w:ascii="Times New Roman" w:hAnsi="Times New Roman" w:eastAsia="宋体"/>
                 <w:b/>
                 <w:sz w:val="22"/>
               </w:rPr>
@@ -313,6 +329,7 @@
             <w:r/>
             <w:r>
               <w:rPr>
+                <w:rFonts w:ascii="Times New Roman" w:hAnsi="Times New Roman" w:eastAsia="宋体"/>
                 <w:b w:val="0"/>
                 <w:sz w:val="22"/>
               </w:rPr>
@@ -332,6 +349,7 @@
             <w:r/>
             <w:r>
               <w:rPr>
+                <w:rFonts w:ascii="Times New Roman" w:hAnsi="Times New Roman" w:eastAsia="宋体"/>
                 <w:b w:val="0"/>
                 <w:sz w:val="22"/>
               </w:rPr>
@@ -352,6 +370,7 @@
             <w:r/>
             <w:r>
               <w:rPr>
+                <w:rFonts w:ascii="Times New Roman" w:hAnsi="Times New Roman" w:eastAsia="宋体"/>
                 <w:b/>
                 <w:sz w:val="22"/>
               </w:rPr>
@@ -367,6 +386,7 @@
             <w:r/>
             <w:r>
               <w:rPr>
+                <w:rFonts w:ascii="Times New Roman" w:hAnsi="Times New Roman" w:eastAsia="宋体"/>
                 <w:b w:val="0"/>
                 <w:sz w:val="22"/>
               </w:rPr>
@@ -384,6 +404,7 @@
             <w:r/>
             <w:r>
               <w:rPr>
+                <w:rFonts w:ascii="Times New Roman" w:hAnsi="Times New Roman" w:eastAsia="宋体"/>
                 <w:b w:val="0"/>
                 <w:sz w:val="22"/>
               </w:rPr>
@@ -401,6 +422,7 @@
             <w:r/>
             <w:r>
               <w:rPr>
+                <w:rFonts w:ascii="Times New Roman" w:hAnsi="Times New Roman" w:eastAsia="宋体"/>
                 <w:b w:val="0"/>
                 <w:sz w:val="22"/>
               </w:rPr>
@@ -421,6 +443,7 @@
             <w:r/>
             <w:r>
               <w:rPr>
+                <w:rFonts w:ascii="Times New Roman" w:hAnsi="Times New Roman" w:eastAsia="宋体"/>
                 <w:b/>
                 <w:sz w:val="22"/>
               </w:rPr>
@@ -436,6 +459,7 @@
             <w:r/>
             <w:r>
               <w:rPr>
+                <w:rFonts w:ascii="Times New Roman" w:hAnsi="Times New Roman" w:eastAsia="宋体"/>
                 <w:b w:val="0"/>
                 <w:sz w:val="22"/>
               </w:rPr>
@@ -455,6 +479,7 @@
             <w:r/>
             <w:r>
               <w:rPr>
+                <w:rFonts w:ascii="Times New Roman" w:hAnsi="Times New Roman" w:eastAsia="宋体"/>
                 <w:b/>
                 <w:sz w:val="22"/>
               </w:rPr>
@@ -471,6 +496,7 @@
             <w:r/>
             <w:r>
               <w:rPr>
+                <w:rFonts w:ascii="Times New Roman" w:hAnsi="Times New Roman" w:eastAsia="宋体"/>
                 <w:b w:val="0"/>
                 <w:sz w:val="22"/>
               </w:rPr>
@@ -500,6 +526,7 @@
             <w:r/>
             <w:r>
               <w:rPr>
+                <w:rFonts w:ascii="Times New Roman" w:hAnsi="Times New Roman" w:eastAsia="宋体"/>
                 <w:b w:val="0"/>
                 <w:sz w:val="22"/>
               </w:rPr>
@@ -519,6 +546,7 @@
             <w:r/>
             <w:r>
               <w:rPr>
+                <w:rFonts w:ascii="Times New Roman" w:hAnsi="Times New Roman" w:eastAsia="宋体"/>
                 <w:b/>
                 <w:sz w:val="22"/>
               </w:rPr>
@@ -538,6 +566,7 @@
             <w:r/>
             <w:r>
               <w:rPr>
+                <w:rFonts w:ascii="Times New Roman" w:hAnsi="Times New Roman" w:eastAsia="宋体"/>
                 <w:b w:val="0"/>
                 <w:sz w:val="22"/>
               </w:rPr>
@@ -571,6 +600,7 @@
             <w:r/>
             <w:r>
               <w:rPr>
+                <w:rFonts w:ascii="Times New Roman" w:hAnsi="Times New Roman" w:eastAsia="宋体"/>
                 <w:b w:val="0"/>
                 <w:sz w:val="22"/>
               </w:rPr>
@@ -590,6 +620,7 @@
             <w:r/>
             <w:r>
               <w:rPr>
+                <w:rFonts w:ascii="Times New Roman" w:hAnsi="Times New Roman" w:eastAsia="宋体"/>
                 <w:b/>
                 <w:sz w:val="22"/>
               </w:rPr>
@@ -613,6 +644,7 @@
             <w:r/>
             <w:r>
               <w:rPr>
+                <w:rFonts w:ascii="Times New Roman" w:hAnsi="Times New Roman" w:eastAsia="宋体"/>
                 <w:b w:val="0"/>
                 <w:sz w:val="22"/>
               </w:rPr>
@@ -662,6 +694,7 @@
             <w:r/>
             <w:r>
               <w:rPr>
+                <w:rFonts w:ascii="Times New Roman" w:hAnsi="Times New Roman" w:eastAsia="宋体"/>
                 <w:b w:val="0"/>
                 <w:sz w:val="22"/>
               </w:rPr>
@@ -681,6 +714,7 @@
             <w:r/>
             <w:r>
               <w:rPr>
+                <w:rFonts w:ascii="Times New Roman" w:hAnsi="Times New Roman" w:eastAsia="宋体"/>
                 <w:b/>
                 <w:sz w:val="22"/>
               </w:rPr>
@@ -697,6 +731,7 @@
             <w:r/>
             <w:r>
               <w:rPr>
+                <w:rFonts w:ascii="Times New Roman" w:hAnsi="Times New Roman" w:eastAsia="宋体"/>
                 <w:b w:val="0"/>
                 <w:sz w:val="22"/>
               </w:rPr>
@@ -716,6 +751,7 @@
             <w:r/>
             <w:r>
               <w:rPr>
+                <w:rFonts w:ascii="Times New Roman" w:hAnsi="Times New Roman" w:eastAsia="宋体"/>
                 <w:b w:val="0"/>
                 <w:sz w:val="22"/>
               </w:rPr>
@@ -735,6 +771,7 @@
             <w:r/>
             <w:r>
               <w:rPr>
+                <w:rFonts w:ascii="Times New Roman" w:hAnsi="Times New Roman" w:eastAsia="宋体"/>
                 <w:b/>
                 <w:sz w:val="22"/>
               </w:rPr>
@@ -751,6 +788,7 @@
             <w:r/>
             <w:r>
               <w:rPr>
+                <w:rFonts w:ascii="Times New Roman" w:hAnsi="Times New Roman" w:eastAsia="宋体"/>
                 <w:b w:val="0"/>
                 <w:sz w:val="22"/>
               </w:rPr>
@@ -766,6 +804,7 @@
             <w:r/>
             <w:r>
               <w:rPr>
+                <w:rFonts w:ascii="Times New Roman" w:hAnsi="Times New Roman" w:eastAsia="宋体"/>
                 <w:b w:val="0"/>
                 <w:sz w:val="22"/>
               </w:rPr>
@@ -783,6 +822,7 @@
             <w:r/>
             <w:r>
               <w:rPr>
+                <w:rFonts w:ascii="Times New Roman" w:hAnsi="Times New Roman" w:eastAsia="宋体"/>
                 <w:b w:val="0"/>
                 <w:sz w:val="22"/>
               </w:rPr>
